--- a/Chania_Sep2026/Abstracts_Sep.docx
+++ b/Chania_Sep2026/Abstracts_Sep.docx
@@ -144,15 +144,7 @@
       </w:r>
       <w:r>
         <w:br/>
-        <w:t xml:space="preserve">Afternoon: </w:t>
-      </w:r>
-      <w:proofErr w:type="spellStart"/>
-      <w:r>
-        <w:t>Antongiulio</w:t>
-      </w:r>
-      <w:proofErr w:type="spellEnd"/>
-      <w:r>
-        <w:t xml:space="preserve"> Asaf  </w:t>
+        <w:t>Afternoon: Antongiulio Asaf  </w:t>
       </w:r>
       <w:r>
         <w:br/>
@@ -268,14 +260,7 @@
           <w:b/>
           <w:bCs/>
         </w:rPr>
-        <w:t>Alessandro Berarducci (Pisa</w:t>
-      </w:r>
-      <w:r>
-        <w:rPr>
-          <w:b/>
-          <w:bCs/>
-        </w:rPr>
-        <w:t>)</w:t>
+        <w:t>Alessandro Berarducci (Pisa)</w:t>
       </w:r>
     </w:p>
     <w:p>
@@ -301,31 +286,13 @@
         <w:t xml:space="preserve">Abstract: </w:t>
       </w:r>
       <w:r>
-        <w:t>Assuming Schanuel's conjecture, we prove that the complete theory </w:t>
-      </w:r>
-      <w:proofErr w:type="spellStart"/>
-      <w:r>
-        <w:t>T_exp</w:t>
-      </w:r>
-      <w:proofErr w:type="spellEnd"/>
-      <w:r>
-        <w:t xml:space="preserve"> of the real exponential field is axiomatized by the axioms of definably complete exponential fields satisfying exp’=exp. This implies the result of Macintyre and Wilkie that, under the same conjecture, </w:t>
-      </w:r>
-      <w:proofErr w:type="spellStart"/>
-      <w:r>
-        <w:t>T_</w:t>
-      </w:r>
-      <w:proofErr w:type="gramStart"/>
-      <w:r>
-        <w:t>exp</w:t>
-      </w:r>
-      <w:proofErr w:type="spellEnd"/>
-      <w:r>
-        <w:t xml:space="preserve">  is</w:t>
-      </w:r>
-      <w:proofErr w:type="gramEnd"/>
-      <w:r>
-        <w:t xml:space="preserve"> decidable. Our approach is based on the model completeness of a similar set of axioms for the exponential function restricted to (-1,1), which we prove conditionally.</w:t>
+        <w:t xml:space="preserve">Assuming Schanuel's conjecture, we prove that the complete theory T_exp of the real exponential field is axiomatized by the axioms of definably complete exponential fields satisfying exp’=exp. This implies the result of Macintyre and Wilkie that, under the same conjecture, T_exp  is decidable. Our approach is based on the model completeness of a similar set of axioms for the exponential function restricted to (-1,1), which we prove </w:t>
+      </w:r>
+      <w:r>
+        <w:t>un</w:t>
+      </w:r>
+      <w:r>
+        <w:t>conditionally.</w:t>
       </w:r>
     </w:p>
     <w:p>
@@ -385,72 +352,32 @@
         <w:spacing w:after="0"/>
       </w:pPr>
       <w:r>
-        <w:t xml:space="preserve">Abstract: We discuss some recent progress on describing externally definable groups in NIP theories. </w:t>
-      </w:r>
-      <w:proofErr w:type="gramStart"/>
-      <w:r>
-        <w:t>In particular we</w:t>
-      </w:r>
-      <w:proofErr w:type="gramEnd"/>
-      <w:r>
-        <w:t xml:space="preserve"> show: (1) every externally definable </w:t>
-      </w:r>
-      <w:proofErr w:type="spellStart"/>
-      <w:r>
-        <w:t>fsg</w:t>
-      </w:r>
-      <w:proofErr w:type="spellEnd"/>
-      <w:r>
-        <w:t xml:space="preserve"> group is definably isomorphic to an interpretable one, using a group chunk recovering a </w:t>
-      </w:r>
-      <w:proofErr w:type="spellStart"/>
-      <w:r>
-        <w:t>hyperdefinable</w:t>
-      </w:r>
-      <w:proofErr w:type="spellEnd"/>
-      <w:r>
-        <w:t xml:space="preserve"> group, and (2) groups externally definable in o-minimal theories are locally isomorphic to type-definable ones.</w:t>
-      </w:r>
-    </w:p>
-    <w:p>
-      <w:pPr>
-        <w:spacing w:after="0"/>
-        <w:rPr>
-          <w:b/>
-          <w:bCs/>
-        </w:rPr>
-      </w:pPr>
-    </w:p>
-    <w:p>
-      <w:pPr>
-        <w:spacing w:after="0"/>
-        <w:rPr>
-          <w:b/>
-          <w:bCs/>
-        </w:rPr>
-      </w:pPr>
-      <w:r>
-        <w:rPr>
-          <w:b/>
-          <w:bCs/>
-        </w:rPr>
-        <w:t xml:space="preserve">Paola </w:t>
-      </w:r>
-      <w:proofErr w:type="spellStart"/>
-      <w:r>
-        <w:rPr>
-          <w:b/>
-          <w:bCs/>
-        </w:rPr>
-        <w:t>d’Aquino</w:t>
-      </w:r>
-      <w:proofErr w:type="spellEnd"/>
-      <w:r>
-        <w:rPr>
-          <w:b/>
-          <w:bCs/>
-        </w:rPr>
-        <w:t xml:space="preserve"> (Naples)</w:t>
+        <w:t>Abstract: We discuss some recent progress on describing externally definable groups in NIP theories. In particular we show: (1) every externally definable fsg group is definably isomorphic to an interpretable one, using a group chunk recovering a hyperdefinable group, and (2) groups externally definable in o-minimal theories are locally isomorphic to type-definable ones.</w:t>
+      </w:r>
+    </w:p>
+    <w:p>
+      <w:pPr>
+        <w:spacing w:after="0"/>
+        <w:rPr>
+          <w:b/>
+          <w:bCs/>
+        </w:rPr>
+      </w:pPr>
+    </w:p>
+    <w:p>
+      <w:pPr>
+        <w:spacing w:after="0"/>
+        <w:rPr>
+          <w:b/>
+          <w:bCs/>
+        </w:rPr>
+      </w:pPr>
+      <w:r>
+        <w:rPr>
+          <w:b/>
+          <w:bCs/>
+        </w:rPr>
+        <w:t>Paola d’Aquino (Naples)</w:t>
       </w:r>
     </w:p>
     <w:p>
@@ -472,14 +399,7 @@
           <w:b/>
           <w:bCs/>
         </w:rPr>
-        <w:t>Philip Dittmann (Manchester</w:t>
-      </w:r>
-      <w:r>
-        <w:rPr>
-          <w:b/>
-          <w:bCs/>
-        </w:rPr>
-        <w:t>)</w:t>
+        <w:t>Philip Dittmann (Manchester)</w:t>
       </w:r>
     </w:p>
     <w:p>
@@ -511,23 +431,7 @@
         <w:t xml:space="preserve">Abstract: </w:t>
       </w:r>
       <w:r>
-        <w:t xml:space="preserve">I will discuss several interesting examples of classes of structures for which there is a sensible first-order theory of "almost all" structures in the class, for certain notions of "almost all". These examples include the classical theory of almost all finite graphs due to </w:t>
-      </w:r>
-      <w:proofErr w:type="spellStart"/>
-      <w:r>
-        <w:t>Glebskij</w:t>
-      </w:r>
-      <w:proofErr w:type="spellEnd"/>
-      <w:r>
-        <w:t>-Kogan-</w:t>
-      </w:r>
-      <w:proofErr w:type="spellStart"/>
-      <w:r>
-        <w:t>Liogon'kij</w:t>
-      </w:r>
-      <w:proofErr w:type="spellEnd"/>
-      <w:r>
-        <w:t>-Talanov and Fagin (and many more examples from finite model theory), as well as more recent examples from the model theory of infinite fields: the theory of almost all algebraic extensions and the universal/existential theory of almost all completions of a global field (both joint work with Arno Fehm). Perhaps surprisingly, such asymptotic theories are sometimes quite well-behaved even when the base theories are not.</w:t>
+        <w:t>I will discuss several interesting examples of classes of structures for which there is a sensible first-order theory of "almost all" structures in the class, for certain notions of "almost all". These examples include the classical theory of almost all finite graphs due to Glebskij-Kogan-Liogon'kij-Talanov and Fagin (and many more examples from finite model theory), as well as more recent examples from the model theory of infinite fields: the theory of almost all algebraic extensions and the universal/existential theory of almost all completions of a global field (both joint work with Arno Fehm). Perhaps surprisingly, such asymptotic theories are sometimes quite well-behaved even when the base theories are not.</w:t>
       </w:r>
     </w:p>
     <w:p>
@@ -616,15 +520,7 @@
       </w:r>
       <w:r>
         <w:br/>
-        <w:t xml:space="preserve">work with </w:t>
-      </w:r>
-      <w:proofErr w:type="spellStart"/>
-      <w:r>
-        <w:t>Bodirsky</w:t>
-      </w:r>
-      <w:proofErr w:type="spellEnd"/>
-      <w:r>
-        <w:t xml:space="preserve"> on the computational complexity of some fragments of </w:t>
+        <w:t xml:space="preserve">work with Bodirsky on the computational complexity of some fragments of </w:t>
       </w:r>
       <w:r>
         <w:br/>
@@ -649,16 +545,69 @@
       <w:pPr>
         <w:spacing w:after="0"/>
       </w:pPr>
-      <w:proofErr w:type="spellStart"/>
       <w:r>
         <w:rPr>
           <w:b/>
           <w:bCs/>
         </w:rPr>
         <w:lastRenderedPageBreak/>
-        <w:t>Antongiulio</w:t>
-      </w:r>
-      <w:proofErr w:type="spellEnd"/>
+        <w:t>Antongiulio Fornasiero (Florence)</w:t>
+      </w:r>
+    </w:p>
+    <w:p>
+      <w:pPr>
+        <w:spacing w:after="0"/>
+      </w:pPr>
+      <w:r>
+        <w:rPr>
+          <w:b/>
+          <w:bCs/>
+        </w:rPr>
+        <w:t>Title:</w:t>
+      </w:r>
+      <w:r>
+        <w:t xml:space="preserve"> Berkovich space for T-convex valuations</w:t>
+      </w:r>
+    </w:p>
+    <w:p>
+      <w:pPr>
+        <w:spacing w:after="0"/>
+      </w:pPr>
+      <w:r>
+        <w:rPr>
+          <w:b/>
+          <w:bCs/>
+        </w:rPr>
+        <w:t>Abstract:</w:t>
+      </w:r>
+      <w:r>
+        <w:t xml:space="preserve"> Let $(K,v)$ be an o-minimal L-structure with a T-convex valuation v. </w:t>
+      </w:r>
+    </w:p>
+    <w:p>
+      <w:pPr>
+        <w:spacing w:after="0"/>
+      </w:pPr>
+      <w:r>
+        <w:t>It is well known that $S^n_L(K)$, the space of n-types over K in the language L, can be endowed with the o-minimal spectral topology,. making it a normal connected spectral space.</w:t>
+      </w:r>
+    </w:p>
+    <w:p>
+      <w:pPr>
+        <w:spacing w:after="0"/>
+      </w:pPr>
+      <w:r>
+        <w:t>We endow the space of n-types over K in the language L(v) with a suitable topology making it a normal spectral space, such that it is connected, and its space of closed points is canonically homeomorphic to space the closed points of $S^n_L(K) $ with the o-minimal spectral topology.</w:t>
+      </w:r>
+    </w:p>
+    <w:p>
+      <w:pPr>
+        <w:spacing w:after="0"/>
+        <w:rPr>
+          <w:b/>
+          <w:bCs/>
+        </w:rPr>
+      </w:pPr>
       <w:r>
         <w:rPr>
           <w:b/>
@@ -666,126 +615,6 @@
         </w:rPr>
         <w:t xml:space="preserve"> </w:t>
       </w:r>
-      <w:proofErr w:type="spellStart"/>
-      <w:r>
-        <w:rPr>
-          <w:b/>
-          <w:bCs/>
-        </w:rPr>
-        <w:t>Fornasiero</w:t>
-      </w:r>
-      <w:proofErr w:type="spellEnd"/>
-      <w:r>
-        <w:rPr>
-          <w:b/>
-          <w:bCs/>
-        </w:rPr>
-        <w:t xml:space="preserve"> (Florence)</w:t>
-      </w:r>
-    </w:p>
-    <w:p>
-      <w:pPr>
-        <w:spacing w:after="0"/>
-      </w:pPr>
-      <w:r>
-        <w:rPr>
-          <w:b/>
-          <w:bCs/>
-        </w:rPr>
-        <w:t>Title:</w:t>
-      </w:r>
-      <w:r>
-        <w:t xml:space="preserve"> Berkovich space for T-convex valuations</w:t>
-      </w:r>
-    </w:p>
-    <w:p>
-      <w:pPr>
-        <w:spacing w:after="0"/>
-      </w:pPr>
-      <w:r>
-        <w:rPr>
-          <w:b/>
-          <w:bCs/>
-        </w:rPr>
-        <w:t>Abstract:</w:t>
-      </w:r>
-      <w:r>
-        <w:t xml:space="preserve"> Let $(</w:t>
-      </w:r>
-      <w:proofErr w:type="spellStart"/>
-      <w:proofErr w:type="gramStart"/>
-      <w:r>
-        <w:t>K,v</w:t>
-      </w:r>
-      <w:proofErr w:type="spellEnd"/>
-      <w:proofErr w:type="gramEnd"/>
-      <w:r>
-        <w:t>)$ be an o-minimal L-structure with a T-convex valuation v. </w:t>
-      </w:r>
-    </w:p>
-    <w:p>
-      <w:pPr>
-        <w:spacing w:after="0"/>
-      </w:pPr>
-      <w:r>
-        <w:t>It is well known that $</w:t>
-      </w:r>
-      <w:proofErr w:type="spellStart"/>
-      <w:r>
-        <w:t>S^n_L</w:t>
-      </w:r>
-      <w:proofErr w:type="spellEnd"/>
-      <w:r>
-        <w:t xml:space="preserve">(K)$, the space of n-types over K in the language L, can be endowed with the o-minimal spectral </w:t>
-      </w:r>
-      <w:proofErr w:type="gramStart"/>
-      <w:r>
-        <w:t>topology,.</w:t>
-      </w:r>
-      <w:proofErr w:type="gramEnd"/>
-      <w:r>
-        <w:t xml:space="preserve"> making it a normal connected spectral space.</w:t>
-      </w:r>
-    </w:p>
-    <w:p>
-      <w:pPr>
-        <w:spacing w:after="0"/>
-      </w:pPr>
-      <w:r>
-        <w:t xml:space="preserve">We endow the space of n-types over K in the language L(v) with a suitable topology making it a normal spectral space, such that it is connected, and its space of closed points is canonically </w:t>
-      </w:r>
-      <w:proofErr w:type="spellStart"/>
-      <w:r>
-        <w:t>homeomorphic</w:t>
-      </w:r>
-      <w:proofErr w:type="spellEnd"/>
-      <w:r>
-        <w:t xml:space="preserve"> to space the closed points of $</w:t>
-      </w:r>
-      <w:proofErr w:type="spellStart"/>
-      <w:r>
-        <w:t>S^n_L</w:t>
-      </w:r>
-      <w:proofErr w:type="spellEnd"/>
-      <w:r>
-        <w:t>(K) $ with the o-minimal spectral topology.</w:t>
-      </w:r>
-    </w:p>
-    <w:p>
-      <w:pPr>
-        <w:spacing w:after="0"/>
-        <w:rPr>
-          <w:b/>
-          <w:bCs/>
-        </w:rPr>
-      </w:pPr>
-      <w:r>
-        <w:rPr>
-          <w:b/>
-          <w:bCs/>
-        </w:rPr>
-        <w:t xml:space="preserve"> </w:t>
-      </w:r>
     </w:p>
     <w:p>
       <w:pPr>
@@ -841,47 +670,7 @@
         <w:spacing w:after="0"/>
       </w:pPr>
       <w:r>
-        <w:t xml:space="preserve">Along the way, we use techniques developed for the proof of the conjecture in ACF (and for the classification of interpretable fields in various </w:t>
-      </w:r>
-      <w:proofErr w:type="spellStart"/>
-      <w:r>
-        <w:t>dp</w:t>
-      </w:r>
-      <w:proofErr w:type="spellEnd"/>
-      <w:r>
-        <w:t xml:space="preserve">-minimal fields) </w:t>
-      </w:r>
-      <w:proofErr w:type="gramStart"/>
-      <w:r>
-        <w:t>in order to</w:t>
-      </w:r>
-      <w:proofErr w:type="gramEnd"/>
-      <w:r>
-        <w:t xml:space="preserve"> reduce the o-minimal version of the conjecture ("</w:t>
-      </w:r>
-      <w:proofErr w:type="spellStart"/>
-      <w:r>
-        <w:t>Peterzil's</w:t>
-      </w:r>
-      <w:proofErr w:type="spellEnd"/>
-      <w:r>
-        <w:t xml:space="preserve"> conjecture") to o-minimal expansions of fields. We also give a short proof of the 1-dimensional o-minimal version of the conjecture (proved some 15 years ago with </w:t>
-      </w:r>
-      <w:proofErr w:type="spellStart"/>
-      <w:r>
-        <w:t>Onshuus</w:t>
-      </w:r>
-      <w:proofErr w:type="spellEnd"/>
-      <w:r>
-        <w:t xml:space="preserve"> and </w:t>
-      </w:r>
-      <w:proofErr w:type="spellStart"/>
-      <w:r>
-        <w:t>Peterzil</w:t>
-      </w:r>
-      <w:proofErr w:type="spellEnd"/>
-      <w:r>
-        <w:t>). </w:t>
+        <w:t>Along the way, we use techniques developed for the proof of the conjecture in ACF (and for the classification of interpretable fields in various dp-minimal fields) in order to reduce the o-minimal version of the conjecture ("Peterzil's conjecture") to o-minimal expansions of fields. We also give a short proof of the 1-dimensional o-minimal version of the conjecture (proved some 15 years ago with Onshuus and Peterzil). </w:t>
       </w:r>
     </w:p>
     <w:p>
@@ -1007,23 +796,7 @@
         <w:spacing w:after="0"/>
       </w:pPr>
       <w:r>
-        <w:t xml:space="preserve">Abstract. Logarithmic-analytic functions are iterated compositions (from either side) of globally </w:t>
-      </w:r>
-      <w:proofErr w:type="spellStart"/>
-      <w:r>
-        <w:t>subanalytic</w:t>
-      </w:r>
-      <w:proofErr w:type="spellEnd"/>
-      <w:r>
-        <w:t xml:space="preserve"> functions (i.e. functions definable in the o-minimal structure </w:t>
-      </w:r>
-      <w:proofErr w:type="spellStart"/>
-      <w:r>
-        <w:t>R_an</w:t>
-      </w:r>
-      <w:proofErr w:type="spellEnd"/>
-      <w:r>
-        <w:t xml:space="preserve"> of restricted analytic functions) and the global logarithm. An important subclass is given by the so-called constructible functions where it is only allowed to compose with the logarithm once from the left. The class of constructible functions is stable under parametric integration. </w:t>
+        <w:t xml:space="preserve">Abstract. Logarithmic-analytic functions are iterated compositions (from either side) of globally subanalytic functions (i.e. functions definable in the o-minimal structure R_an of restricted analytic functions) and the global logarithm. An important subclass is given by the so-called constructible functions where it is only allowed to compose with the logarithm once from the left. The class of constructible functions is stable under parametric integration. </w:t>
       </w:r>
     </w:p>
     <w:p>
@@ -1037,155 +810,54 @@
       </w:pPr>
       <w:r>
         <w:lastRenderedPageBreak/>
-        <w:t>The definition of logarithmic-analytic functions is kind of hybrid. From the viewpoint of logic, log-analytic functions are definable in the o-minimal expansion R_{</w:t>
-      </w:r>
-      <w:proofErr w:type="spellStart"/>
-      <w:proofErr w:type="gramStart"/>
-      <w:r>
-        <w:t>an,exp</w:t>
-      </w:r>
-      <w:proofErr w:type="spellEnd"/>
-      <w:proofErr w:type="gramEnd"/>
-      <w:r>
-        <w:t xml:space="preserve">} of </w:t>
-      </w:r>
-      <w:proofErr w:type="spellStart"/>
-      <w:r>
-        <w:t>R_</w:t>
-      </w:r>
-      <w:proofErr w:type="gramStart"/>
-      <w:r>
-        <w:t>an</w:t>
-      </w:r>
-      <w:proofErr w:type="spellEnd"/>
-      <w:proofErr w:type="gramEnd"/>
-      <w:r>
-        <w:t xml:space="preserve"> by the global exponential function; in </w:t>
-      </w:r>
-      <w:proofErr w:type="gramStart"/>
-      <w:r>
-        <w:t>fact</w:t>
-      </w:r>
-      <w:proofErr w:type="gramEnd"/>
-      <w:r>
-        <w:t xml:space="preserve"> they generate the whole structure R_{</w:t>
-      </w:r>
-      <w:proofErr w:type="spellStart"/>
-      <w:proofErr w:type="gramStart"/>
-      <w:r>
-        <w:t>an,exp</w:t>
-      </w:r>
-      <w:proofErr w:type="spellEnd"/>
-      <w:proofErr w:type="gramEnd"/>
-      <w:r>
-        <w:t>}.</w:t>
-      </w:r>
-    </w:p>
-    <w:p>
-      <w:pPr>
-        <w:spacing w:after="0"/>
-      </w:pPr>
-    </w:p>
-    <w:p>
-      <w:pPr>
-        <w:spacing w:after="0"/>
-      </w:pPr>
-      <w:r>
-        <w:t xml:space="preserve">But from the point of analysis their definition avoids the exponential function and should therefore also not exhibit properties of the function exp(−1/x) as flatness or infinite differentiability but not real analyticity. This seems to be obvious. But the problem is that a composition of globally </w:t>
-      </w:r>
-      <w:proofErr w:type="spellStart"/>
-      <w:r>
-        <w:t>subanalytic</w:t>
-      </w:r>
-      <w:proofErr w:type="spellEnd"/>
-      <w:r>
-        <w:t xml:space="preserve"> functions and the logarithm </w:t>
-      </w:r>
-      <w:proofErr w:type="gramStart"/>
-      <w:r>
-        <w:t>allows</w:t>
-      </w:r>
-      <w:proofErr w:type="gramEnd"/>
-      <w:r>
-        <w:t xml:space="preserve"> a representation by ’nice’ terms only piecewise. Moreover, the ’pieces’ are in general not definable in Ran but only in </w:t>
-      </w:r>
-      <w:proofErr w:type="spellStart"/>
-      <w:proofErr w:type="gramStart"/>
-      <w:r>
-        <w:t>Ran,exp</w:t>
-      </w:r>
-      <w:proofErr w:type="spellEnd"/>
-      <w:r>
-        <w:t>.</w:t>
-      </w:r>
-      <w:proofErr w:type="gramEnd"/>
-      <w:r>
-        <w:t xml:space="preserve"> And the existing preparation results for log-analytic functions involve functions which are not log-analytic. But by elaborating on the preparation </w:t>
-      </w:r>
-      <w:proofErr w:type="gramStart"/>
-      <w:r>
-        <w:t>theorem</w:t>
-      </w:r>
-      <w:proofErr w:type="gramEnd"/>
-      <w:r>
-        <w:t xml:space="preserve"> one can identify situations where the preparation can be carried out inside the log-analytic category. And these situations are sufficient to obtain the following results: We show that the class of log-analytic functions as well as the class of constructible functions are closed </w:t>
-      </w:r>
-      <w:proofErr w:type="gramStart"/>
-      <w:r>
-        <w:t>under taking</w:t>
-      </w:r>
-      <w:proofErr w:type="gramEnd"/>
-      <w:r>
-        <w:t xml:space="preserve"> derivatives. We prove that log-analytic functions exhibit strong quasianalytic properties. We establish the parametric version of Tamm’s theorem for log-analytic functions.</w:t>
-      </w:r>
-    </w:p>
-    <w:p>
-      <w:pPr>
-        <w:spacing w:after="0"/>
-      </w:pPr>
-    </w:p>
-    <w:p>
-      <w:pPr>
-        <w:spacing w:after="0"/>
-      </w:pPr>
-      <w:r>
-        <w:t xml:space="preserve">It seems also to be obvious that log-analytic functions are </w:t>
-      </w:r>
-      <w:proofErr w:type="spellStart"/>
-      <w:r>
-        <w:t>polynomially</w:t>
-      </w:r>
-      <w:proofErr w:type="spellEnd"/>
-      <w:r>
-        <w:t xml:space="preserve"> bounded. This is indeed true in the univariate case. But, surprisingly, multivariate log-analytic functions (even constructible ones) can exhibit exponential growth. We give examples and present structural results on the growth.</w:t>
-      </w:r>
-    </w:p>
-    <w:p>
-      <w:pPr>
-        <w:spacing w:after="0"/>
-        <w:rPr>
-          <w:b/>
-          <w:bCs/>
-        </w:rPr>
-      </w:pPr>
-    </w:p>
-    <w:p>
-      <w:pPr>
-        <w:spacing w:after="0"/>
-      </w:pPr>
-      <w:r>
-        <w:rPr>
-          <w:b/>
-          <w:bCs/>
-        </w:rPr>
-        <w:t>Piotr Kowalski (Wroclaw</w:t>
-      </w:r>
-      <w:r>
-        <w:rPr>
-          <w:b/>
-          <w:bCs/>
-        </w:rPr>
-        <w:t xml:space="preserve">) </w:t>
+        <w:t>The definition of logarithmic-analytic functions is kind of hybrid. From the viewpoint of logic, log-analytic functions are definable in the o-minimal expansion R_{an,exp} of R_an by the global exponential function; in fact they generate the whole structure R_{an,exp}.</w:t>
+      </w:r>
+    </w:p>
+    <w:p>
+      <w:pPr>
+        <w:spacing w:after="0"/>
+      </w:pPr>
+    </w:p>
+    <w:p>
+      <w:pPr>
+        <w:spacing w:after="0"/>
+      </w:pPr>
+      <w:r>
+        <w:t>But from the point of analysis their definition avoids the exponential function and should therefore also not exhibit properties of the function exp(−1/x) as flatness or infinite differentiability but not real analyticity. This seems to be obvious. But the problem is that a composition of globally subanalytic functions and the logarithm allows a representation by ’nice’ terms only piecewise. Moreover, the ’pieces’ are in general not definable in Ran but only in Ran,exp. And the existing preparation results for log-analytic functions involve functions which are not log-analytic. But by elaborating on the preparation theorem one can identify situations where the preparation can be carried out inside the log-analytic category. And these situations are sufficient to obtain the following results: We show that the class of log-analytic functions as well as the class of constructible functions are closed under taking derivatives. We prove that log-analytic functions exhibit strong quasianalytic properties. We establish the parametric version of Tamm’s theorem for log-analytic functions.</w:t>
+      </w:r>
+    </w:p>
+    <w:p>
+      <w:pPr>
+        <w:spacing w:after="0"/>
+      </w:pPr>
+    </w:p>
+    <w:p>
+      <w:pPr>
+        <w:spacing w:after="0"/>
+      </w:pPr>
+      <w:r>
+        <w:t>It seems also to be obvious that log-analytic functions are polynomially bounded. This is indeed true in the univariate case. But, surprisingly, multivariate log-analytic functions (even constructible ones) can exhibit exponential growth. We give examples and present structural results on the growth.</w:t>
+      </w:r>
+    </w:p>
+    <w:p>
+      <w:pPr>
+        <w:spacing w:after="0"/>
+        <w:rPr>
+          <w:b/>
+          <w:bCs/>
+        </w:rPr>
+      </w:pPr>
+    </w:p>
+    <w:p>
+      <w:pPr>
+        <w:spacing w:after="0"/>
+      </w:pPr>
+      <w:r>
+        <w:rPr>
+          <w:b/>
+          <w:bCs/>
+        </w:rPr>
+        <w:t xml:space="preserve">Piotr Kowalski (Wroclaw) </w:t>
       </w:r>
     </w:p>
     <w:p>
@@ -1200,15 +872,7 @@
       </w:r>
       <w:r>
         <w:br/>
-        <w:t>Abstract: I will report on joint work in progress with James Freitag and Omar León Sánchez. We construct a strongly minimal ordinary differential equation whose solution set remains strongly minimal after the differential field is expanded by an additional commuting derivation. From the viewpoint of DCF</w:t>
-      </w:r>
-      <w:proofErr w:type="gramStart"/>
-      <w:r>
-        <w:t>_{</w:t>
-      </w:r>
-      <w:proofErr w:type="gramEnd"/>
-      <w:r>
-        <w:t>0,2}, this gives a strongly minimal definable set of infinite differential dimension. Some of my contributions to the project were developed with the assistance of AI, and I will comment on this aspect during the talk. Time permitting, I will also explain possible connections with the method of differential constraints in the theory of PDEs.</w:t>
+        <w:t>Abstract: I will report on joint work in progress with James Freitag and Omar León Sánchez. We construct a strongly minimal ordinary differential equation whose solution set remains strongly minimal after the differential field is expanded by an additional commuting derivation. From the viewpoint of DCF_{0,2}, this gives a strongly minimal definable set of infinite differential dimension. Some of my contributions to the project were developed with the assistance of AI, and I will comment on this aspect during the talk. Time permitting, I will also explain possible connections with the method of differential constraints in the theory of PDEs.</w:t>
       </w:r>
     </w:p>
     <w:p>
@@ -1241,14 +905,7 @@
           <w:b/>
           <w:bCs/>
         </w:rPr>
-        <w:t xml:space="preserve"> Krupinski (Wroclaw</w:t>
-      </w:r>
-      <w:r>
-        <w:rPr>
-          <w:b/>
-          <w:bCs/>
-        </w:rPr>
-        <w:t>)</w:t>
+        <w:t xml:space="preserve"> Krupinski (Wroclaw)</w:t>
       </w:r>
     </w:p>
     <w:p>
@@ -1295,84 +952,20 @@
         <w:spacing w:after="0"/>
       </w:pPr>
       <w:r>
-        <w:t>The results concern tame (which corresponds to NIP) amenable dynamical systems (or flows). One of them says that a tame flow $(</w:t>
-      </w:r>
-      <w:proofErr w:type="gramStart"/>
-      <w:r>
-        <w:t>G,X</w:t>
-      </w:r>
-      <w:proofErr w:type="gramEnd"/>
-      <w:r>
-        <w:t xml:space="preserve">)$ is hereditarily amenable </w:t>
-      </w:r>
-      <w:proofErr w:type="spellStart"/>
-      <w:r>
-        <w:t>iff</w:t>
-      </w:r>
-      <w:proofErr w:type="spellEnd"/>
-      <w:r>
-        <w:t xml:space="preserve"> the Ellis semigroup $E(X)$ of $X$ is amenable as a $G$-flow (equivalently, hereditarily amenable). We identify a $G$-invariant measure on $E(X)$ as a "decompression" of the unique Haar measure on an Ellis group of the flow $(</w:t>
-      </w:r>
-      <w:proofErr w:type="gramStart"/>
-      <w:r>
-        <w:t>G,X</w:t>
-      </w:r>
-      <w:proofErr w:type="gramEnd"/>
-      <w:r>
-        <w:t>)$. We prove unique ergodicity of tame amenable minimal flows, and we show that each ergodic measure arises as the pushforward of such a Haar decompression via an evaluation map.</w:t>
-      </w:r>
-    </w:p>
-    <w:p>
-      <w:pPr>
-        <w:spacing w:after="0"/>
-      </w:pPr>
-    </w:p>
-    <w:p>
-      <w:pPr>
-        <w:spacing w:after="0"/>
-      </w:pPr>
-      <w:r>
-        <w:t xml:space="preserve">We prove an abstract version of </w:t>
-      </w:r>
-      <w:proofErr w:type="spellStart"/>
-      <w:r>
-        <w:t>Newelski's</w:t>
-      </w:r>
-      <w:proofErr w:type="spellEnd"/>
-      <w:r>
-        <w:t xml:space="preserve"> conjecture: for each tame hereditarily amenable flow $(</w:t>
-      </w:r>
-      <w:proofErr w:type="gramStart"/>
-      <w:r>
-        <w:t>G,X</w:t>
-      </w:r>
-      <w:proofErr w:type="gramEnd"/>
-      <w:r>
-        <w:t>)$ the Ellis group of $(</w:t>
-      </w:r>
-      <w:proofErr w:type="gramStart"/>
-      <w:r>
-        <w:t>G,X</w:t>
-      </w:r>
-      <w:proofErr w:type="gramEnd"/>
-      <w:r>
-        <w:t>)$ is isomorphic as a topological group to the Bohr compactification of $G$ ``below'' the ambit $(</w:t>
-      </w:r>
-      <w:proofErr w:type="gramStart"/>
-      <w:r>
-        <w:t>G,E</w:t>
-      </w:r>
-      <w:proofErr w:type="gramEnd"/>
-      <w:r>
-        <w:t>(X</w:t>
-      </w:r>
-      <w:proofErr w:type="gramStart"/>
-      <w:r>
-        <w:t>),id</w:t>
-      </w:r>
-      <w:proofErr w:type="gramEnd"/>
-      <w:r>
-        <w:t>)$.</w:t>
+        <w:t>The results concern tame (which corresponds to NIP) amenable dynamical systems (or flows). One of them says that a tame flow $(G,X)$ is hereditarily amenable iff the Ellis semigroup $E(X)$ of $X$ is amenable as a $G$-flow (equivalently, hereditarily amenable). We identify a $G$-invariant measure on $E(X)$ as a "decompression" of the unique Haar measure on an Ellis group of the flow $(G,X)$. We prove unique ergodicity of tame amenable minimal flows, and we show that each ergodic measure arises as the pushforward of such a Haar decompression via an evaluation map.</w:t>
+      </w:r>
+    </w:p>
+    <w:p>
+      <w:pPr>
+        <w:spacing w:after="0"/>
+      </w:pPr>
+    </w:p>
+    <w:p>
+      <w:pPr>
+        <w:spacing w:after="0"/>
+      </w:pPr>
+      <w:r>
+        <w:t>We prove an abstract version of Newelski's conjecture: for each tame hereditarily amenable flow $(G,X)$ the Ellis group of $(G,X)$ is isomorphic as a topological group to the Bohr compactification of $G$ ``below'' the ambit $(G,E(X),id)$.</w:t>
       </w:r>
     </w:p>
     <w:p>
@@ -1486,15 +1079,7 @@
         <w:t>∅</w:t>
       </w:r>
       <w:r>
-        <w:t xml:space="preserve">)-definability if, in every </w:t>
-      </w:r>
-      <w:proofErr w:type="spellStart"/>
-      <w:r>
-        <w:t>henselian</w:t>
-      </w:r>
-      <w:proofErr w:type="spellEnd"/>
-      <w:r>
-        <w:t xml:space="preserve"> valued field with value group G (resp. residue field k), the valuation is (</w:t>
+        <w:t>)-definability if, in every henselian valued field with value group G (resp. residue field k), the valuation is (</w:t>
       </w:r>
       <w:r>
         <w:rPr>
@@ -1516,47 +1101,7 @@
         <w:spacing w:after="0"/>
       </w:pPr>
       <w:r>
-        <w:t xml:space="preserve">In joint work with B. Boissonneau, F. Jahnke, and P. Touchard, we characterize such groups via the model-theoretic properties of weak and strong </w:t>
-      </w:r>
-      <w:proofErr w:type="spellStart"/>
-      <w:r>
-        <w:t>augmentability</w:t>
-      </w:r>
-      <w:proofErr w:type="spellEnd"/>
-      <w:r>
-        <w:t xml:space="preserve"> by infinitesimals, and such fields via t-</w:t>
-      </w:r>
-      <w:proofErr w:type="spellStart"/>
-      <w:r>
-        <w:t>henselianity</w:t>
-      </w:r>
-      <w:proofErr w:type="spellEnd"/>
-      <w:r>
-        <w:t xml:space="preserve">, in characteristic 0. In this talk, I show that strong </w:t>
-      </w:r>
-      <w:proofErr w:type="spellStart"/>
-      <w:r>
-        <w:t>augmentability</w:t>
-      </w:r>
-      <w:proofErr w:type="spellEnd"/>
-      <w:r>
-        <w:t xml:space="preserve"> admits an order-topological formulation, and I discuss analogous questions for weak </w:t>
-      </w:r>
-      <w:proofErr w:type="spellStart"/>
-      <w:r>
-        <w:t>augmentability</w:t>
-      </w:r>
-      <w:proofErr w:type="spellEnd"/>
-      <w:r>
-        <w:t>. I also present an order-topological formulation of t-</w:t>
-      </w:r>
-      <w:proofErr w:type="spellStart"/>
-      <w:r>
-        <w:t>henselianity</w:t>
-      </w:r>
-      <w:proofErr w:type="spellEnd"/>
-      <w:r>
-        <w:t xml:space="preserve"> in the setting of orderable fields, building on work of Prestel and Ziegler from 1978.</w:t>
+        <w:t>In joint work with B. Boissonneau, F. Jahnke, and P. Touchard, we characterize such groups via the model-theoretic properties of weak and strong augmentability by infinitesimals, and such fields via t-henselianity, in characteristic 0. In this talk, I show that strong augmentability admits an order-topological formulation, and I discuss analogous questions for weak augmentability. I also present an order-topological formulation of t-henselianity in the setting of orderable fields, building on work of Prestel and Ziegler from 1978.</w:t>
       </w:r>
     </w:p>
     <w:p>
@@ -2193,6 +1738,7 @@
   <w:style w:type="character" w:default="1" w:styleId="DefaultParagraphFont">
     <w:name w:val="Default Paragraph Font"/>
     <w:uiPriority w:val="1"/>
+    <w:semiHidden/>
     <w:unhideWhenUsed/>
   </w:style>
   <w:style w:type="table" w:default="1" w:styleId="TableNormal">
